--- a/projects/valuepickr-open-screen/docs/GNG Electronics.docx
+++ b/projects/valuepickr-open-screen/docs/GNG Electronics.docx
@@ -1920,7 +1920,7 @@
         <w:spacing w:after="120" w:before="280"/>
       </w:pPr>
       <w:r>
-        <w:t xml:space="preserve">Ishmohit-Lens Checks (value chain · earnings quality · growth trajectory · management · global-signal check)</w:t>
+        <w:t xml:space="preserve">Ishmohit-Lens Checks (value chain · earnings quality · growth trajectory · management · quality metrics · track record · global-signal check)</w:t>
       </w:r>
     </w:p>
     <w:p>
@@ -2373,6 +2373,33 @@
                 <w:b/>
                 <w:bCs/>
               </w:rPr>
+              <w:t xml:space="preserve">Shareholder returns</w:t>
+            </w:r>
+          </w:p>
+        </w:tc>
+        <w:tc>
+          <w:tcPr>
+            <w:tcW w:type="dxa" w:w="5800"/>
+          </w:tcPr>
+          <w:p>
+            <w:r>
+              <w:t xml:space="preserve">—</w:t>
+            </w:r>
+          </w:p>
+        </w:tc>
+      </w:tr>
+      <w:tr>
+        <w:tc>
+          <w:tcPr>
+            <w:tcW w:type="dxa" w:w="3200"/>
+            <w:shd w:fill="F2F2F2" w:val="clear"/>
+          </w:tcPr>
+          <w:p>
+            <w:r>
+              <w:rPr>
+                <w:b/>
+                <w:bCs/>
+              </w:rPr>
               <w:t xml:space="preserve">Capability ladder / VAP</w:t>
             </w:r>
           </w:p>
@@ -2389,6 +2416,233 @@
         </w:tc>
       </w:tr>
     </w:tbl>
+    <w:p>
+      <w:pPr>
+        <w:spacing w:after="120"/>
+      </w:pPr>
+      <w:r>
+        <w:rPr>
+          <w:b/>
+          <w:bCs/>
+          <w:sz w:val="20"/>
+          <w:szCs w:val="20"/>
+        </w:rPr>
+        <w:t xml:space="preserve">Quality metrics (ROCE · debt · FCF · margin · capex):</w:t>
+      </w:r>
+    </w:p>
+    <w:tbl>
+      <w:tblPr>
+        <w:tblW w:type="dxa" w:w="9000"/>
+        <w:tblBorders>
+          <w:top w:val="single" w:color="auto" w:sz="4"/>
+          <w:left w:val="single" w:color="auto" w:sz="4"/>
+          <w:bottom w:val="single" w:color="auto" w:sz="4"/>
+          <w:right w:val="single" w:color="auto" w:sz="4"/>
+          <w:insideH w:val="single" w:color="auto" w:sz="4"/>
+          <w:insideV w:val="single" w:color="auto" w:sz="4"/>
+        </w:tblBorders>
+      </w:tblPr>
+      <w:tblGrid>
+        <w:gridCol w:w="3200"/>
+        <w:gridCol w:w="5800"/>
+      </w:tblGrid>
+      <w:tr>
+        <w:tc>
+          <w:tcPr>
+            <w:tcW w:type="dxa" w:w="3200"/>
+            <w:shd w:fill="F2F2F2" w:val="clear"/>
+          </w:tcPr>
+          <w:p>
+            <w:r>
+              <w:rPr>
+                <w:b/>
+                <w:bCs/>
+              </w:rPr>
+              <w:t xml:space="preserve">Assessment</w:t>
+            </w:r>
+          </w:p>
+        </w:tc>
+        <w:tc>
+          <w:tcPr>
+            <w:tcW w:type="dxa" w:w="5800"/>
+          </w:tcPr>
+          <w:p>
+            <w:r>
+              <w:t xml:space="preserve">concern</w:t>
+            </w:r>
+          </w:p>
+        </w:tc>
+      </w:tr>
+      <w:tr>
+        <w:tc>
+          <w:tcPr>
+            <w:tcW w:type="dxa" w:w="3200"/>
+            <w:shd w:fill="F2F2F2" w:val="clear"/>
+          </w:tcPr>
+          <w:p>
+            <w:r>
+              <w:rPr>
+                <w:b/>
+                <w:bCs/>
+              </w:rPr>
+              <w:t xml:space="preserve">ROCE</w:t>
+            </w:r>
+          </w:p>
+        </w:tc>
+        <w:tc>
+          <w:tcPr>
+            <w:tcW w:type="dxa" w:w="5800"/>
+          </w:tcPr>
+          <w:p>
+            <w:r>
+              <w:t xml:space="preserve">20% (stable)</w:t>
+            </w:r>
+          </w:p>
+        </w:tc>
+      </w:tr>
+      <w:tr>
+        <w:tc>
+          <w:tcPr>
+            <w:tcW w:type="dxa" w:w="3200"/>
+            <w:shd w:fill="F2F2F2" w:val="clear"/>
+          </w:tcPr>
+          <w:p>
+            <w:r>
+              <w:rPr>
+                <w:b/>
+                <w:bCs/>
+              </w:rPr>
+              <w:t xml:space="preserve">Leverage</w:t>
+            </w:r>
+          </w:p>
+        </w:tc>
+        <w:tc>
+          <w:tcPr>
+            <w:tcW w:type="dxa" w:w="5800"/>
+          </w:tcPr>
+          <w:p>
+            <w:r>
+              <w:t xml:space="preserve">Net debt/EBITDA 2.1x</w:t>
+            </w:r>
+          </w:p>
+        </w:tc>
+      </w:tr>
+      <w:tr>
+        <w:tc>
+          <w:tcPr>
+            <w:tcW w:type="dxa" w:w="3200"/>
+            <w:shd w:fill="F2F2F2" w:val="clear"/>
+          </w:tcPr>
+          <w:p>
+            <w:r>
+              <w:rPr>
+                <w:b/>
+                <w:bCs/>
+              </w:rPr>
+              <w:t xml:space="preserve">FCF conversion</w:t>
+            </w:r>
+          </w:p>
+        </w:tc>
+        <w:tc>
+          <w:tcPr>
+            <w:tcW w:type="dxa" w:w="5800"/>
+          </w:tcPr>
+          <w:p>
+            <w:r>
+              <w:t xml:space="preserve">-29%</w:t>
+            </w:r>
+          </w:p>
+        </w:tc>
+      </w:tr>
+      <w:tr>
+        <w:tc>
+          <w:tcPr>
+            <w:tcW w:type="dxa" w:w="3200"/>
+            <w:shd w:fill="F2F2F2" w:val="clear"/>
+          </w:tcPr>
+          <w:p>
+            <w:r>
+              <w:rPr>
+                <w:b/>
+                <w:bCs/>
+              </w:rPr>
+              <w:t xml:space="preserve">Margin trend</w:t>
+            </w:r>
+          </w:p>
+        </w:tc>
+        <w:tc>
+          <w:tcPr>
+            <w:tcW w:type="dxa" w:w="5800"/>
+          </w:tcPr>
+          <w:p>
+            <w:r>
+              <w:t xml:space="preserve">expanding</w:t>
+            </w:r>
+          </w:p>
+        </w:tc>
+      </w:tr>
+      <w:tr>
+        <w:tc>
+          <w:tcPr>
+            <w:tcW w:type="dxa" w:w="3200"/>
+            <w:shd w:fill="F2F2F2" w:val="clear"/>
+          </w:tcPr>
+          <w:p>
+            <w:r>
+              <w:rPr>
+                <w:b/>
+                <w:bCs/>
+              </w:rPr>
+              <w:t xml:space="preserve">Capex efficiency</w:t>
+            </w:r>
+          </w:p>
+        </w:tc>
+        <w:tc>
+          <w:tcPr>
+            <w:tcW w:type="dxa" w:w="5800"/>
+          </w:tcPr>
+          <w:p>
+            <w:r>
+              <w:t xml:space="preserve">neutral</w:t>
+            </w:r>
+          </w:p>
+        </w:tc>
+      </w:tr>
+    </w:tbl>
+    <w:p>
+      <w:pPr>
+        <w:spacing w:after="60" w:before="120"/>
+      </w:pPr>
+      <w:r>
+        <w:rPr>
+          <w:b/>
+          <w:bCs/>
+          <w:sz w:val="20"/>
+          <w:szCs w:val="20"/>
+        </w:rPr>
+        <w:t xml:space="preserve">Track record (Coffee Can persistence check): </w:t>
+      </w:r>
+      <w:r>
+        <w:rPr>
+          <w:sz w:val="20"/>
+          <w:szCs w:val="20"/>
+        </w:rPr>
+        <w:t xml:space="preserve">cleared revenue growth ≥10% AND ROCE ≥15% in 6 of the last 6 years (consistency_score 100)</w:t>
+      </w:r>
+    </w:p>
+    <w:p>
+      <w:pPr>
+        <w:spacing w:after="120"/>
+      </w:pPr>
+      <w:r>
+        <w:rPr>
+          <w:color w:val="666666"/>
+          <w:sz w:val="18"/>
+          <w:szCs w:val="18"/>
+        </w:rPr>
+        <w:t xml:space="preserve">FY21-FY26 (screener consolidated, EBGNG): ROCE 20-22% every year FY21-FY25 (FY26 not separately shown; FY26 ROE ~27% and OPM up to 10% so ROCE almost certainly held &gt;=15%). Revenue grew 24-72% every year (5yr CAGR 41%). Both metrics cleared 6 of 6 -- but this is a working-capital-heavy refurb/trading model (borrowings Rs 82cr -&gt; Rs 433cr, FY26 CFO -Rs 215cr on the inventory build).</w:t>
+      </w:r>
+    </w:p>
     <w:p>
       <w:pPr>
         <w:pStyle w:val="Heading1"/>

--- a/projects/valuepickr-open-screen/docs/GNG Electronics.docx
+++ b/projects/valuepickr-open-screen/docs/GNG Electronics.docx
@@ -599,6 +599,179 @@
         <w:t xml:space="preserve">This is independent research and analysis for informational purposes only, not personalized financial or investment advice. Past multi-bagger performance and forum/social sentiment are not indicators of future returns. Do your own due diligence before investing.</w:t>
       </w:r>
     </w:p>
+    <w:p/>
+    <w:p>
+      <w:r>
+        <w:rPr>
+          <w:b/>
+          <w:sz w:val="28"/>
+        </w:rPr>
+        <w:t>🔄 RESEARCH UPDATE - 2026-10-05</w:t>
+      </w:r>
+    </w:p>
+    <w:p>
+      <w:r>
+        <w:rPr>
+          <w:b/>
+        </w:rPr>
+        <w:t>📊 Key Metrics:</w:t>
+      </w:r>
+    </w:p>
+    <w:p>
+      <w:pPr>
+        <w:ind w:left="360"/>
+      </w:pPr>
+      <w:r>
+        <w:t xml:space="preserve">  • Company: GNG Electronics Ltd</w:t>
+      </w:r>
+    </w:p>
+    <w:p>
+      <w:pPr>
+        <w:ind w:left="360"/>
+      </w:pPr>
+      <w:r>
+        <w:t xml:space="preserve">  • Conviction: Not rated</w:t>
+      </w:r>
+    </w:p>
+    <w:p>
+      <w:pPr>
+        <w:ind w:left="360"/>
+      </w:pPr>
+      <w:r>
+        <w:t xml:space="preserve">  • Thesis: 10x-in-2-3-years</w:t>
+      </w:r>
+    </w:p>
+    <w:p>
+      <w:pPr>
+        <w:ind w:left="360"/>
+      </w:pPr>
+      <w:r>
+        <w:t xml:space="preserve">  • 4-Box Score: 2.5</w:t>
+      </w:r>
+    </w:p>
+    <w:p>
+      <w:pPr>
+        <w:ind w:left="360"/>
+      </w:pPr>
+      <w:r>
+        <w:t xml:space="preserve">  • Research Date: 2026-09-04</w:t>
+      </w:r>
+    </w:p>
+    <w:p>
+      <w:pPr>
+        <w:ind w:left="360"/>
+      </w:pPr>
+      <w:r>
+        <w:t xml:space="preserve">  • Red Flag: None</w:t>
+      </w:r>
+    </w:p>
+    <w:p/>
+    <w:p>
+      <w:r>
+        <w:rPr>
+          <w:b/>
+        </w:rPr>
+        <w:t>📝 Verdict:</w:t>
+      </w:r>
+    </w:p>
+    <w:p>
+      <w:pPr>
+        <w:ind w:left="360"/>
+      </w:pPr>
+      <w:r>
+        <w:t>The best of this batch: a priority-1-theme refurbisher growing 30%+ with a raised guide, a CARE rating upgrade and a public governance rebuttal — but working-capital deterioration and a &lt;1yr public track record keep the 10x label 'unconfirmed' and conviction capped at Medium</w:t>
+      </w:r>
+    </w:p>
+    <w:p/>
+    <w:p>
+      <w:r>
+        <w:rPr>
+          <w:b/>
+        </w:rPr>
+        <w:t>📈 Bull Case:</w:t>
+      </w:r>
+    </w:p>
+    <w:p>
+      <w:pPr>
+        <w:ind w:left="360"/>
+      </w:pPr>
+      <w:r>
+        <w:t>Priority-1 structural tailwind: new-device prices rising on the memory/component shortage (tight through end-2027), a widening affordability gap, enterprise refresh cycles, and EU circular-economy regulation — all feed refurbished-ICT demand</w:t>
+      </w:r>
+    </w:p>
+    <w:p>
+      <w:pPr>
+        <w:ind w:left="360"/>
+      </w:pPr>
+      <w:r>
+        <w:t>India's largest refurbisher with the full value chain (sourcing -&gt; L3 refurb -&gt; sales -&gt; warranty) and Microsoft Authorised Refurbisher status; multi-geography footprint (India, USA, Europe, Africa, UAE)</w:t>
+      </w:r>
+    </w:p>
+    <w:p>
+      <w:pPr>
+        <w:ind w:left="360"/>
+      </w:pPr>
+      <w:r>
+        <w:t>Fast, profitable growth: +34% rev / +91% PAT FY26; +32% / +56% Q1 FY27; ROE ~27%; FY27 guidance raised to 30%</w:t>
+      </w:r>
+    </w:p>
+    <w:p>
+      <w:pPr>
+        <w:ind w:left="360"/>
+      </w:pPr>
+      <w:r>
+        <w:t>New nationwide distribution via Redington, Ingram Micro and Supertron widens reach; ex-Dell APJ head Amit Midha on the board</w:t>
+      </w:r>
+    </w:p>
+    <w:p/>
+    <w:p>
+      <w:r>
+        <w:rPr>
+          <w:b/>
+        </w:rPr>
+        <w:t>📉 Bear Case:</w:t>
+      </w:r>
+    </w:p>
+    <w:p>
+      <w:pPr>
+        <w:ind w:left="360"/>
+      </w:pPr>
+      <w:r>
+        <w:t>Working-capital-intensive trading/refurb model: Rs 700 Cr inventory, Rs 406 Cr net debt, rising finance costs as the book scales; inventory turnover has actually deteriorated (2.9x FY25 vs 4.9x FY23) — cash conversion is the key risk, not just a static WC number</w:t>
+      </w:r>
+    </w:p>
+    <w:p>
+      <w:pPr>
+        <w:ind w:left="360"/>
+      </w:pPr>
+      <w:r>
+        <w:t>~45-46x trailing earnings (39% premium to peer median ~33x) already prices in sustained 30%+ compounding; any growth or margin wobble de-rates hard</w:t>
+      </w:r>
+    </w:p>
+    <w:p>
+      <w:pPr>
+        <w:ind w:left="360"/>
+      </w:pPr>
+      <w:r>
+        <w:t>Thin ~12% EBITDA margins; refurb sourcing economics and OEM/Microsoft authorisations are ultimately replicable</w:t>
+      </w:r>
+    </w:p>
+    <w:p>
+      <w:pPr>
+        <w:ind w:left="360"/>
+      </w:pPr>
+      <w:r>
+        <w:t>Governance optics went public in Apr-2026 — social-media allegations on the overlapping Kay Kay entity names forced a formal company rebuttal and a promoter TV interview defending the structure; company denies wrongdoing but the scrutiny itself is a live overhang, not fully resolved by one press release</w:t>
+      </w:r>
+    </w:p>
+    <w:p>
+      <w:pPr>
+        <w:ind w:left="360"/>
+      </w:pPr>
+      <w:r>
+        <w:t>Only ~1 year as a public company — no 3-year track record to judge guidance credibility; thesis leans on a component-price cycle that could reverse</w:t>
+      </w:r>
+    </w:p>
     <w:sectPr>
       <w:pgSz w:w="12240" w:h="15840" w:orient="portrait"/>
       <w:pgMar w:top="1440" w:right="1440" w:bottom="1440" w:left="1440" w:header="708" w:footer="708" w:gutter="0"/>
